--- a/example_articles/states/Tennessee/5.states_Tennessee_Other_publisher.docx
+++ b/example_articles/states/Tennessee/5.states_Tennessee_Other_publisher.docx
@@ -7,7 +7,7 @@
         <w:pStyle w:val="Heading1"/>
       </w:pPr>
       <w:r>
-        <w:t>Nashville area was key element in population rise</w:t>
+        <w:t>Weekend highlights</w:t>
       </w:r>
     </w:p>
     <w:p>
@@ -17,17 +17,17 @@
     </w:p>
     <w:p>
       <w:r>
-        <w:t>Date: 2001-03-23</w:t>
+        <w:t>Date: 2000-05-19</w:t>
       </w:r>
     </w:p>
     <w:p>
       <w:r>
-        <w:t>Section: NEWS;</w:t>
+        <w:t>Section: VARIETY; Pg. 14E</w:t>
       </w:r>
     </w:p>
     <w:p>
       <w:r>
-        <w:t>Source file: Other publishers/Files (500) (12).DOCX</w:t>
+        <w:t>Source file: Other publishers/Files (500) (16).DOCX</w:t>
       </w:r>
     </w:p>
     <w:p>
@@ -49,69 +49,31 @@
     </w:p>
     <w:p>
       <w:r>
-        <w:t>&lt;&gt;Tennessee&lt;&gt;</w:t>
+        <w:t>- On many people's lists of favorite things, secret passages would be ahead of whiskers on kittens and warm woolen mittens. There's something irresistible about tunnels, trap doors, hidden panels and revolving bookcases. The History Channel's "Time Machine" (8 p.m. today, HIST) devotes a full hour to secret passages in a variety of settings, among them the Octagon House in Fond du Lac, Wis., the Milton House in Milton, Wis., and the Wabasha Street Caves in St. Paul (pictured), which once housed a fancy bar and restaurant.</w:t>
         <w:br/>
-        <w:t>The sprawling cities and counties around Nashville were the main</w:t>
+        <w:t xml:space="preserve">.     </w:t>
         <w:br/>
-        <w:t>factors driving Tennessee's growth the past decade as its population</w:t>
+        <w:t xml:space="preserve">     - Although there was an invited audience of environmental activists when it was taped, anyone who has ever planted a tree, recycled a can or chosen an efficient vehicle over a guzzler is entitled to partake of the tribute-concert "Heroes of the Planet" (6 p.m. Saturday, A&amp;E). Headliner Charlotte Church, pictured, the Welsh teen with the ethereal operatic voice, sings "La Pastorella," "The Last Rose of Summer" and "Danny Boy," among other selections, backed by the San Francisco Women's Philharmonic Orchestra.</w:t>
         <w:br/>
-        <w:t>increased 16.7% to 5.6 million.</w:t>
+        <w:t>.</w:t>
         <w:br/>
-        <w:t>Four of the counties around Nashville grew.</w:t>
+        <w:t xml:space="preserve">     - Assuming everybody watched "Air Force One" (7 p.m. Saturday, KSTP-Ch. 5) when ABC televised it Monday night, the best movie bet "John Grisham's The Rainmaker" (7 p.m. Saturday, KARE-Ch. 11), is a manipulative but effective legal thriller directed by Francis Ford Coppola. Matt Damon stars as a young lawyer who helps a working-class Memphis family fight an insurance company that has refused to pay for their son's leukemia treatment. The best scenes involve Damon, coached by his ambulance-chaser mentor (Danny DeVito), go up against the slick, smug corporate attorney played with about three quarts of smarm by Jon Voight.</w:t>
         <w:br/>
-        <w:t>Sumner grew 26.3%</w:t>
+        <w:t xml:space="preserve">.     </w:t>
         <w:br/>
-        <w:t>to 130,449; Wilson, 31.2% to 88,809; Rutherford, 53.5% to 182,023;</w:t>
+        <w:t xml:space="preserve">     - Physicist Stephen Hawking, Internet enthusiast Al Gore and "Star Trek" cast member Nichelle Nichols appear as themselves, albeit in cartoon form, in the season finale of "Futurama" (6 p.m. Sunday, WFTC-Ch. 29). It's also season's end for all the Fox series that follow, including "The X-Files" (8 p.m. Sunday, Ch. 29), which reverts to abduction mode after weeks of oddball cases. Scully and Mulder revisit the case that brought them together seven years ago.</w:t>
         <w:br/>
-        <w:t>and Williamson, 56.3% to 126,638. Nashville-Davidson County grew</w:t>
+        <w:t xml:space="preserve">.     </w:t>
         <w:br/>
-        <w:t>11.6% to 569,891, according to Census 2000 data out Thursday.</w:t>
+        <w:t xml:space="preserve">      - In the fifth-season finale of "Xena: Warrior Princess" (10 p.m. Sunday, Ch. 29), it's Xena (Lucy Lawless) vs. the Gods in a battle to the death. And we're talking pile-driver action here, not Nietzschean discourse.</w:t>
         <w:br/>
-        <w:t>"That jibes with USA TODAY's (earlier) findings that Nashville</w:t>
         <w:br/>
-        <w:t>was one of the No. 1 sprawl areas in the country," says Robert</w:t>
+        <w:t>Graphic</w:t>
         <w:br/>
-        <w:t>Wyatt, director of communication research at Middle Tennessee</w:t>
         <w:br/>
-        <w:t>State University in Murfreesboro.</w:t>
+        <w:t xml:space="preserve"> </w:t>
         <w:br/>
-        <w:t>Each of the state's 15 largest cities increased. Memphis, the</w:t>
-        <w:br/>
-        <w:t>largest, grew 6.5% to 650,100. The city is the biggest it has</w:t>
-        <w:br/>
-        <w:t>ever been.</w:t>
-        <w:br/>
-        <w:t>The most rapid growth was seen in the Nashville metropolitan area.</w:t>
-        <w:br/>
-        <w:t>The city of Franklin in Williamson County more than doubled in</w:t>
-        <w:br/>
-        <w:t>population to 41,842. Murfreesboro in Rutherford County grew 53.2%</w:t>
-        <w:br/>
-        <w:t>to 68,816. Both cities are near automobile plants built during</w:t>
-        <w:br/>
-        <w:t>the decade, Wyatt says.</w:t>
-        <w:br/>
-        <w:t>"That means those cities are getting not only wealthier people</w:t>
-        <w:br/>
-        <w:t>but also working-class people," he says.</w:t>
-        <w:br/>
-        <w:t>Tennessee's Hispanic population increased sharply. It more than</w:t>
-        <w:br/>
-        <w:t>tripled to 123,838 in 2000. Whites made up 81.2% of the population;</w:t>
-        <w:br/>
-        <w:t>blacks 16.8%; Hispanics 2.2% and Asians 1.2%.&lt;&gt;</w:t>
-        <w:br/>
-        <w:t>Through this month, the Census Bureau is releasing 2000 population</w:t>
-        <w:br/>
-        <w:t>numbers by race, ethnicity and voting age in every county, city</w:t>
-        <w:br/>
-        <w:t>and neighborhood throughout the USA.</w:t>
-        <w:br/>
-        <w:t>* For a story on changes in Georgia, see page 3A.</w:t>
-        <w:br/>
-        <w:t>* For interactive maps that you can search by city and ZIP code,</w:t>
-        <w:br/>
-        <w:t>go to census.usatoday.com.</w:t>
+        <w:t>PHOTO</w:t>
       </w:r>
     </w:p>
     <w:sectPr>
